--- a/klagomål/Tosktjärnberget FSC-klagomål.docx
+++ b/klagomål/Tosktjärnberget FSC-klagomål.docx
@@ -1,6 +1,6 @@
 
 <file path=word/document.xml><?xml version="1.0" encoding="utf-8"?>
-<w:document xmlns:wpc="http://schemas.microsoft.com/office/word/2010/wordprocessingCanvas" xmlns:cx="http://schemas.microsoft.com/office/drawing/2014/chartex" xmlns:cx1="http://schemas.microsoft.com/office/drawing/2015/9/8/chartex" xmlns:cx2="http://schemas.microsoft.com/office/drawing/2015/10/21/chartex" xmlns:cx3="http://schemas.microsoft.com/office/drawing/2016/5/9/chartex" xmlns:cx4="http://schemas.microsoft.com/office/drawing/2016/5/10/chartex" xmlns:cx5="http://schemas.microsoft.com/office/drawing/2016/5/11/chartex" xmlns:cx6="http://schemas.microsoft.com/office/drawing/2016/5/12/chartex" xmlns:cx7="http://schemas.microsoft.com/office/drawing/2016/5/13/chartex" xmlns:cx8="http://schemas.microsoft.com/office/drawing/2016/5/14/chartex" xmlns:mc="http://schemas.openxmlformats.org/markup-compatibility/2006" xmlns:aink="http://schemas.microsoft.com/office/drawing/2016/ink" xmlns:am3d="http://schemas.microsoft.com/office/drawing/2017/model3d" xmlns:o="urn:schemas-microsoft-com:office:office" xmlns:oel="http://schemas.microsoft.com/office/2019/extlst" xmlns:r="http://schemas.openxmlformats.org/officeDocument/2006/relationships" xmlns:m="http://schemas.openxmlformats.org/officeDocument/2006/math" xmlns:v="urn:schemas-microsoft-com:vml" xmlns:wp14="http://schemas.microsoft.com/office/word/2010/wordprocessingDrawing" xmlns:wp="http://schemas.openxmlformats.org/drawingml/2006/wordprocessingDrawing" xmlns:w10="urn:schemas-microsoft-com:office:word" xmlns:w="http://schemas.openxmlformats.org/wordprocessingml/2006/main" xmlns:w14="http://schemas.microsoft.com/office/word/2010/wordml" xmlns:w15="http://schemas.microsoft.com/office/word/2012/wordml" xmlns:w16cex="http://schemas.microsoft.com/office/word/2018/wordml/cex" xmlns:w16cid="http://schemas.microsoft.com/office/word/2016/wordml/cid" xmlns:w16="http://schemas.microsoft.com/office/word/2018/wordml" xmlns:w16sdtdh="http://schemas.microsoft.com/office/word/2020/wordml/sdtdatahash" xmlns:w16se="http://schemas.microsoft.com/office/word/2015/wordml/symex" xmlns:wpg="http://schemas.microsoft.com/office/word/2010/wordprocessingGroup" xmlns:wpi="http://schemas.microsoft.com/office/word/2010/wordprocessingInk" xmlns:wne="http://schemas.microsoft.com/office/word/2006/wordml" xmlns:wps="http://schemas.microsoft.com/office/word/2010/wordprocessingShape" mc:Ignorable="w14 w15 w16se w16cid w16 w16cex w16sdtdh wp14">
+<w:document xmlns:wpc="http://schemas.microsoft.com/office/word/2010/wordprocessingCanvas" xmlns:cx="http://schemas.microsoft.com/office/drawing/2014/chartex" xmlns:cx1="http://schemas.microsoft.com/office/drawing/2015/9/8/chartex" xmlns:cx2="http://schemas.microsoft.com/office/drawing/2015/10/21/chartex" xmlns:cx3="http://schemas.microsoft.com/office/drawing/2016/5/9/chartex" xmlns:cx4="http://schemas.microsoft.com/office/drawing/2016/5/10/chartex" xmlns:cx5="http://schemas.microsoft.com/office/drawing/2016/5/11/chartex" xmlns:cx6="http://schemas.microsoft.com/office/drawing/2016/5/12/chartex" xmlns:cx7="http://schemas.microsoft.com/office/drawing/2016/5/13/chartex" xmlns:cx8="http://schemas.microsoft.com/office/drawing/2016/5/14/chartex" xmlns:mc="http://schemas.openxmlformats.org/markup-compatibility/2006" xmlns:aink="http://schemas.microsoft.com/office/drawing/2016/ink" xmlns:am3d="http://schemas.microsoft.com/office/drawing/2017/model3d" xmlns:o="urn:schemas-microsoft-com:office:office" xmlns:oel="http://schemas.microsoft.com/office/2019/extlst" xmlns:r="http://schemas.openxmlformats.org/officeDocument/2006/relationships" xmlns:m="http://schemas.openxmlformats.org/officeDocument/2006/math" xmlns:v="urn:schemas-microsoft-com:vml" xmlns:wp14="http://schemas.microsoft.com/office/word/2010/wordprocessingDrawing" xmlns:wp="http://schemas.openxmlformats.org/drawingml/2006/wordprocessingDrawing" xmlns:w10="urn:schemas-microsoft-com:office:word" xmlns:w="http://schemas.openxmlformats.org/wordprocessingml/2006/main" xmlns:w14="http://schemas.microsoft.com/office/word/2010/wordml" xmlns:w15="http://schemas.microsoft.com/office/word/2012/wordml" xmlns:w16cex="http://schemas.microsoft.com/office/word/2018/wordml/cex" xmlns:w16cid="http://schemas.microsoft.com/office/word/2016/wordml/cid" xmlns:w16="http://schemas.microsoft.com/office/word/2018/wordml" xmlns:w16du="http://schemas.microsoft.com/office/word/2023/wordml/word16du" xmlns:w16sdtdh="http://schemas.microsoft.com/office/word/2020/wordml/sdtdatahash" xmlns:w16sdtfl="http://schemas.microsoft.com/office/word/2024/wordml/sdtformatlock" xmlns:w16se="http://schemas.microsoft.com/office/word/2015/wordml/symex" xmlns:wpg="http://schemas.microsoft.com/office/word/2010/wordprocessingGroup" xmlns:wpi="http://schemas.microsoft.com/office/word/2010/wordprocessingInk" xmlns:wne="http://schemas.microsoft.com/office/word/2006/wordml" xmlns:wps="http://schemas.microsoft.com/office/word/2010/wordprocessingShape" mc:Ignorable="w14 w15 w16se w16cid w16 w16cex w16sdtdh w16sdtfl w16du wp14">
   <w:body>
     <w:p>
       <w:r>
@@ -112,7 +112,7 @@
         <w:pStyle w:val="ListBullet"/>
       </w:pPr>
       <w:r>
-        <w:t>Om ett ombud (tex Norra skog eller Mellanskog) avverkningsanmäler en skog med naturvärden motsvarande nyckelbiotops kvalité men markägaren inte är FSC certifierad, bör du skicka in ett FSC kontrollerat virke klagomål. Då ska klagomålet skickas till ombudsföretaget.</w:t>
+        <w:t>Om ett ombud (tex Norra skog eller Mellanskog) avverkningsanmäler en skog med naturvärden motsvarande nyckelbiotops kvalitet men markägaren inte är FSC certifierad, bör du skicka in ett FSC kontrollerat virke klagomål. Då ska klagomålet skickas till ombudsföretaget.</w:t>
       </w:r>
     </w:p>
     <w:p>
@@ -168,35 +168,7 @@
     </w:p>
     <w:p>
       <w:r>
-        <w:t>Detta dokument behandlar höga naturvärden i avverkningsanmälan Tosktjärnberget i Bjurholms kommun. Denna avverkningsanmälan inkom 2025-08-02 och omfattar 55,0 ha.</w:t>
-      </w:r>
-    </w:p>
-    <w:p>
-      <w:r>
-        <w:t>Nedan presenteras fynd av naturvårdsarter som gjorts i det avverkningsanmälda området, samt relevanta utdrag ur standarderna för FSC, Chain of Custody, Controlled Wood och PEFC.</w:t>
-      </w:r>
-    </w:p>
-    <w:p>
-      <w:r>
-        <w:t>Vi förväntar oss att ni återkommer med ett skriftligt svar på vårt klagomål och även beskriver vilka korrigerande åtgärder ni satt in för att rätta till identifierade brister i er efterlevnad av den svenska FSC standarden.</w:t>
-      </w:r>
-    </w:p>
-    <w:p>
-      <w:pPr>
-        <w:pStyle w:val="Heading1"/>
-      </w:pPr>
-      <w:r>
-        <w:t>Naturvårdsarter</w:t>
-      </w:r>
-    </w:p>
-    <w:p>
-      <w:r>
-        <w:t>I avverkningsanmälan har följande 1 naturvårdsarter hittats: dvärgbägarlav (NT). Av dessa är 1 rödlistade. För rödlistade arter har rödlistekategorin angivits inom parentes.</w:t>
-      </w:r>
-    </w:p>
-    <w:p>
-      <w:r>
-        <w:t>De påträffade naturvårdsarterna är ett tydligt kvitto på att detta rör sig om en skog med höga naturvärden. I Figur 1 visas en karta över det avverkningsanmälda området, där samtliga fyndplatser för naturvårdsarter som finns registrerade på Artportalen har markerats.</w:t>
+        <w:t>Detta klagomål behandlar höga naturvärden i avverkningsanmälan Tosktjärnberget i Bjurholms kommun som inkom 2026-07-12 och omfattar 55,0 ha.</w:t>
       </w:r>
     </w:p>
     <w:p>
@@ -206,7 +178,7 @@
       <w:r>
         <w:drawing>
           <wp:inline xmlns:a="http://schemas.openxmlformats.org/drawingml/2006/main" xmlns:pic="http://schemas.openxmlformats.org/drawingml/2006/picture">
-            <wp:extent cx="5486400" cy="3865720"/>
+            <wp:extent cx="5486400" cy="4996206"/>
             <wp:docPr id="1" name="Picture 1"/>
             <wp:cNvGraphicFramePr>
               <a:graphicFrameLocks noChangeAspect="1"/>
@@ -227,7 +199,7 @@
                   <pic:spPr>
                     <a:xfrm>
                       <a:off x="0" y="0"/>
-                      <a:ext cx="5486400" cy="3865720"/>
+                      <a:ext cx="5486400" cy="4996206"/>
                     </a:xfrm>
                     <a:prstGeom prst="rect"/>
                   </pic:spPr>
@@ -241,9 +213,107 @@
     <w:p>
       <w:pPr>
         <w:pStyle w:val="Caption"/>
+        <w:spacing w:after="240"/>
       </w:pPr>
       <w:r>
-        <w:t>Figur 1. Fyndplatser för naturvårdsarter i det avverkningsanmälda området (röd linje). Markörer utan svart kant är placerade på fyndplatsen. Markörer med svart kant är placerade vid sidan av fyndplatsen och har ett svart streck som visar fyndplatsens exakta position. Kartans mittpunktskoordinat är N 7092545, E 682316 i SWEREF 99 TM.</w:t>
+        <w:t>Figur 1. Fyndplatser för naturvårdsarter i avverkningsanmälan. Markörer utan svart kant är placerade på fyndplatsen. Markörer med svart kant är placerade vid sidan av fyndplatsen har ett svart streck som visar fyndplatsens exakta position. Kartans mittpunktskoordinat är N 7092545, E 682316 i SWEREF 99 TM.</w:t>
+      </w:r>
+    </w:p>
+    <w:p>
+      <w:r>
+        <w:t>I avverkningsanmälan finns fynd av 6 naturvårdsarter, varav 6 är rödlistade och 6 är typiska (T): garnlav (VU, T), doftskinn (NT, T), dropptaggsvamp (NT, T), dvärgbägarlav (NT, T), kolflarnlav (NT, T) och vedskivlav (NT, T). Se Figur 1.</w:t>
+      </w:r>
+    </w:p>
+    <w:p>
+      <w:r>
+        <w:t>Nedan presenteras relevanta utdrag ur standarderna för FSC, Chain of Custody, Controlled Wood och PEFC.</w:t>
+      </w:r>
+    </w:p>
+    <w:p>
+      <w:r>
+        <w:t>Vi förväntar oss att ni återkommer med ett skriftligt svar på vårt klagomål och även beskriver vilka korrigerande åtgärder ni satt in för att rätta till identifierade brister i er efterlevnad av den svenska FSC standarden.</w:t>
+      </w:r>
+    </w:p>
+    <w:p>
+      <w:pPr>
+        <w:pStyle w:val="Heading1"/>
+      </w:pPr>
+      <w:r>
+        <w:t>Naturvårdsarter och fridlysta arter</w:t>
+      </w:r>
+    </w:p>
+    <w:p>
+      <w:r>
+        <w:t>Nedan följer beskrivningar av de naturvårdsarter och fridlysta arter som har sina livsmiljöer och växtplatser i den avverkningsanmälda skogen. De påträffade naturvårdsarterna är ett tydligt kvitto på att det rör sig om en skog med höga naturvärden.</w:t>
+      </w:r>
+    </w:p>
+    <w:p>
+      <w:r>
+        <w:rPr>
+          <w:b/>
+        </w:rPr>
+        <w:t>Garnlav (VU)</w:t>
+      </w:r>
+      <w:r>
+        <w:t xml:space="preserve"> är en utpräglad barrskogsart som ibland kan drapera träden i norrländska grannaturskogar med hög luftfuktighet. Den förekommer även i talldominerade bestånd där den, förutom i trädens grenverk, påträffas hängande över ojämnheter i tallbarken. Arten har minskat starkt i södra och mellersta Sverige och den minskar även i sitt nordliga utbredningsområde. Minskningstakten uppgår till 30 (20–50) % inom 50 år och överstiger gränsvärdet för Sårbar (VU). Orsaken till tillbakagången beror främst på slutavverkningar av naturskogsartade skogar. Bestånd med riklig förekomst bör regelmässigt sparas, vilket även gynnar flera andra sällsynta och rödlistade arter. Garnlav är värdväxt för den mycket sällsynta och akut hotade fjärilen barrskogslavfly (CR) som hör hemma i boreala barrskogar med riklig förekomst av värdväxten. Tidigare kunde arten konstateras årligen på flera platser vid Dala-Floda i Dalarna innan lokalerna kalavverkades. Senaste fyndet i landet av barrskogslavfly är från år 2000 då den påträffades vid Högberget i Sollefteå kommun. Garnlav är typisk art för </w:t>
+      </w:r>
+      <w:r>
+        <w:rPr>
+          <w:i/>
+        </w:rPr>
+        <w:t xml:space="preserve">9010 Taiga </w:t>
+      </w:r>
+      <w:r>
+        <w:t>och</w:t>
+      </w:r>
+      <w:r>
+        <w:rPr>
+          <w:i/>
+        </w:rPr>
+        <w:t xml:space="preserve"> 9070 Trädklädd betesmark</w:t>
+      </w:r>
+      <w:r>
+        <w:t xml:space="preserve"> (SLU Artdatabanken, 2026).</w:t>
+      </w:r>
+    </w:p>
+    <w:p>
+      <w:r>
+        <w:rPr>
+          <w:b/>
+        </w:rPr>
+        <w:t>Doftskinn (NT)</w:t>
+      </w:r>
+      <w:r>
+        <w:t xml:space="preserve">, rödlistad som nära hotad, är en mycket bra signalart för boreal granskog och indikerar ett gran-skogsekosystem med lång kontinuitet av grova lågor. Arten är placerad i toppen av Skogsstyrelsens värdepyramid för bedömning av skog med höga naturvärden och har klassats som en “urskogsindikator”, då den förekommer med ett tydligt optimum i helt eller nästan helt orörda skogar. Doftskinn är typisk art för </w:t>
+      </w:r>
+      <w:r>
+        <w:rPr>
+          <w:i/>
+        </w:rPr>
+        <w:t xml:space="preserve">9010 Taiga </w:t>
+      </w:r>
+      <w:r>
+        <w:t>(SLU Artdatabanken, 2025; Nitare &amp; Skogsstyrelsen, 2019).</w:t>
+      </w:r>
+    </w:p>
+    <w:p>
+      <w:r>
+        <w:rPr>
+          <w:b/>
+        </w:rPr>
+        <w:t>Dropptaggsvamp (NT)</w:t>
+      </w:r>
+      <w:r>
+        <w:t xml:space="preserve"> bildar mykorrhiza med tall, främst i barrskog med trädkontinuitet, i magra, torra och ljusöppna lavtallskogar och i barrblandskogar med friskmossor och lingon i fältskiktet. Den totala populationen i landet har minskat och bedöms fortsätta minska till följd av slutavverkningar av tallskog. Det är högst oklart om arten långsiktigt kan etablera och reproducera sig i skogsbestånd som brukas med trakthyggesmetoder, markberedning, gödsling eller föryngring med förädlat plantmaterial. Uppfyller kriterierna för att bli rödlistad på grund av ny kunskap som visar att en större andel av populationen än tidigare bedömt är knuten till kontinuitetsbarrskog. Minskningstakten för den svenska populationen bedöms vara nära gränsvärdet för Sårbar (VU). Dropptaggsvamp är typisk art för </w:t>
+      </w:r>
+      <w:r>
+        <w:rPr>
+          <w:i/>
+        </w:rPr>
+        <w:t xml:space="preserve">9010 Taiga </w:t>
+      </w:r>
+      <w:r>
+        <w:t>(SLU Artdatabanken, 2026).</w:t>
       </w:r>
     </w:p>
     <w:p>
@@ -254,7 +324,56 @@
         <w:t>Dvärgbägarlav (NT)</w:t>
       </w:r>
       <w:r>
-        <w:t xml:space="preserve"> förekommer över hela Sverige på gammal hård ved, huvudsakligen på tall men i södra Sverige även på ek. Veden utgörs framförallt av grova stubbar, lågor och grenar. Substratet har blivit sällsyntare och nybildning av substrat sker bara i begränsad omfattning. Arten hotas av att grova lågor blir allt sällsyntare i dagens kulturskogar samt att nybildningen av lämpliga substrat går mycket långsamt. En riklig tillgång på gamla tall- eller eklågor måste säkerställas på artens lokaler (SLU Artdatabanken, 2024; Nitare &amp; Skogsstyrelsen, 2019).</w:t>
+        <w:t xml:space="preserve"> förekommer över hela Sverige på gammal hård ved, huvudsakligen på tall men i södra Sverige även på ek. Veden utgörs framförallt av grova stubbar, lågor och grenar. Substratet har blivit sällsyntare och nybildning av substrat sker bara i begränsad omfattning. Arten hotas av att grova lågor blir allt sällsyntare i dagens kulturskogar samt att nybildningen av lämpliga substrat går mycket långsamt. En riklig tillgång på gamla tall- eller eklågor måste säkerställas på artens lokaler. Dvärgbägarlav är typisk art för </w:t>
+      </w:r>
+      <w:r>
+        <w:rPr>
+          <w:i/>
+        </w:rPr>
+        <w:t>9010 Taiga</w:t>
+      </w:r>
+      <w:r>
+        <w:t xml:space="preserve"> (SLU Artdatabanken, 2024; Nitare &amp; Skogsstyrelsen, 2019).</w:t>
+      </w:r>
+    </w:p>
+    <w:p>
+      <w:r>
+        <w:rPr>
+          <w:b/>
+        </w:rPr>
+        <w:t>Kolflarnlav (NT)</w:t>
+      </w:r>
+      <w:r>
+        <w:t xml:space="preserve"> är brandberoende och växer nästan uteslutande på kolad hård kärnved av tall. Etableringen verkar ske först 100–300 år efter brand och nytt substrat nybildas i mycket begränsad omfattning. Avverkning av tallskog av naturskogskaraktär med spår av återkommande bränder är ett hot och mängden lämplig ved att växa på för arten minskar dels på grund av naturlig nedbrytning men framförallt på grund av att det förstörs i samband med slutavverkningar, gallringar och markberedning. Såväl kolflarnlav som mörk kolflarnlav har glänsande bålfjäll och förekommer främst i tall- och blandbarrskogar av naturskogskaraktär med spår av återkommande bränder. Skogar som dessa hyser höga biologiska värden och bör skyddas. Kolflarnlav är typisk art för </w:t>
+      </w:r>
+      <w:r>
+        <w:rPr>
+          <w:i/>
+        </w:rPr>
+        <w:t>9010 Taiga</w:t>
+      </w:r>
+      <w:r>
+        <w:t xml:space="preserve"> (SLU Artdatabanken, 2024).</w:t>
+      </w:r>
+    </w:p>
+    <w:p>
+      <w:r>
+        <w:rPr>
+          <w:b/>
+        </w:rPr>
+        <w:t>Vedskivlav (NT)</w:t>
+      </w:r>
+      <w:r>
+        <w:t xml:space="preserve"> växer på gammal, torr, exponerad, hård kärnved av framförallt tall i naturskogsartade bestånd. Avverkning av tallskog av naturskogskaraktär med spår av återkommande bränder är ett hot. Mängden lämplig ved att växa på för vedskivlav minskar, dels på grund av naturlig nedbrytning men framförallt på grund av att de förstörs i samband med slutavverkningar, gallringar och markberedning. Tall- och blandbarrskogar av naturskogskaraktär med spår av återkommande bränder bör skyddas. Vedskivlav är typisk art för </w:t>
+      </w:r>
+      <w:r>
+        <w:rPr>
+          <w:i/>
+        </w:rPr>
+        <w:t>9010 Taiga</w:t>
+      </w:r>
+      <w:r>
+        <w:t xml:space="preserve"> (SLU Artdatabanken, 2024).</w:t>
       </w:r>
     </w:p>
     <w:p>
@@ -347,7 +466,7 @@
         <w:rPr>
           <w:i/>
         </w:rPr>
-        <w:t>I det avverkningsanmälda skogsområdet har 1 naturvårdsarter varav 1 rödlistade arter sina livsmiljöer och växtplatser.</w:t>
+        <w:t>I det avverkningsanmälda skogsområdet har 6 naturvårdsarter varav 6 rödlistade arter sina livsmiljöer och växtplatser.</w:t>
       </w:r>
     </w:p>
     <w:p>
@@ -552,7 +671,7 @@
 </file>
 
 <file path=word/endnotes.xml><?xml version="1.0" encoding="utf-8"?>
-<w:endnotes xmlns:wpc="http://schemas.microsoft.com/office/word/2010/wordprocessingCanvas" xmlns:cx="http://schemas.microsoft.com/office/drawing/2014/chartex" xmlns:cx1="http://schemas.microsoft.com/office/drawing/2015/9/8/chartex" xmlns:cx2="http://schemas.microsoft.com/office/drawing/2015/10/21/chartex" xmlns:cx3="http://schemas.microsoft.com/office/drawing/2016/5/9/chartex" xmlns:cx4="http://schemas.microsoft.com/office/drawing/2016/5/10/chartex" xmlns:cx5="http://schemas.microsoft.com/office/drawing/2016/5/11/chartex" xmlns:cx6="http://schemas.microsoft.com/office/drawing/2016/5/12/chartex" xmlns:cx7="http://schemas.microsoft.com/office/drawing/2016/5/13/chartex" xmlns:cx8="http://schemas.microsoft.com/office/drawing/2016/5/14/chartex" xmlns:mc="http://schemas.openxmlformats.org/markup-compatibility/2006" xmlns:aink="http://schemas.microsoft.com/office/drawing/2016/ink" xmlns:am3d="http://schemas.microsoft.com/office/drawing/2017/model3d" xmlns:o="urn:schemas-microsoft-com:office:office" xmlns:oel="http://schemas.microsoft.com/office/2019/extlst" xmlns:r="http://schemas.openxmlformats.org/officeDocument/2006/relationships" xmlns:m="http://schemas.openxmlformats.org/officeDocument/2006/math" xmlns:v="urn:schemas-microsoft-com:vml" xmlns:wp14="http://schemas.microsoft.com/office/word/2010/wordprocessingDrawing" xmlns:wp="http://schemas.openxmlformats.org/drawingml/2006/wordprocessingDrawing" xmlns:w10="urn:schemas-microsoft-com:office:word" xmlns:w="http://schemas.openxmlformats.org/wordprocessingml/2006/main" xmlns:w14="http://schemas.microsoft.com/office/word/2010/wordml" xmlns:w15="http://schemas.microsoft.com/office/word/2012/wordml" xmlns:w16cex="http://schemas.microsoft.com/office/word/2018/wordml/cex" xmlns:w16cid="http://schemas.microsoft.com/office/word/2016/wordml/cid" xmlns:w16="http://schemas.microsoft.com/office/word/2018/wordml" xmlns:w16sdtdh="http://schemas.microsoft.com/office/word/2020/wordml/sdtdatahash" xmlns:w16se="http://schemas.microsoft.com/office/word/2015/wordml/symex" xmlns:wpg="http://schemas.microsoft.com/office/word/2010/wordprocessingGroup" xmlns:wpi="http://schemas.microsoft.com/office/word/2010/wordprocessingInk" xmlns:wne="http://schemas.microsoft.com/office/word/2006/wordml" xmlns:wps="http://schemas.microsoft.com/office/word/2010/wordprocessingShape" mc:Ignorable="w14 w15 w16se w16cid w16 w16cex w16sdtdh wp14">
+<w:endnotes xmlns:wpc="http://schemas.microsoft.com/office/word/2010/wordprocessingCanvas" xmlns:cx="http://schemas.microsoft.com/office/drawing/2014/chartex" xmlns:cx1="http://schemas.microsoft.com/office/drawing/2015/9/8/chartex" xmlns:cx2="http://schemas.microsoft.com/office/drawing/2015/10/21/chartex" xmlns:cx3="http://schemas.microsoft.com/office/drawing/2016/5/9/chartex" xmlns:cx4="http://schemas.microsoft.com/office/drawing/2016/5/10/chartex" xmlns:cx5="http://schemas.microsoft.com/office/drawing/2016/5/11/chartex" xmlns:cx6="http://schemas.microsoft.com/office/drawing/2016/5/12/chartex" xmlns:cx7="http://schemas.microsoft.com/office/drawing/2016/5/13/chartex" xmlns:cx8="http://schemas.microsoft.com/office/drawing/2016/5/14/chartex" xmlns:mc="http://schemas.openxmlformats.org/markup-compatibility/2006" xmlns:aink="http://schemas.microsoft.com/office/drawing/2016/ink" xmlns:am3d="http://schemas.microsoft.com/office/drawing/2017/model3d" xmlns:o="urn:schemas-microsoft-com:office:office" xmlns:oel="http://schemas.microsoft.com/office/2019/extlst" xmlns:r="http://schemas.openxmlformats.org/officeDocument/2006/relationships" xmlns:m="http://schemas.openxmlformats.org/officeDocument/2006/math" xmlns:v="urn:schemas-microsoft-com:vml" xmlns:wp14="http://schemas.microsoft.com/office/word/2010/wordprocessingDrawing" xmlns:wp="http://schemas.openxmlformats.org/drawingml/2006/wordprocessingDrawing" xmlns:w10="urn:schemas-microsoft-com:office:word" xmlns:w="http://schemas.openxmlformats.org/wordprocessingml/2006/main" xmlns:w14="http://schemas.microsoft.com/office/word/2010/wordml" xmlns:w15="http://schemas.microsoft.com/office/word/2012/wordml" xmlns:w16cex="http://schemas.microsoft.com/office/word/2018/wordml/cex" xmlns:w16cid="http://schemas.microsoft.com/office/word/2016/wordml/cid" xmlns:w16="http://schemas.microsoft.com/office/word/2018/wordml" xmlns:w16du="http://schemas.microsoft.com/office/word/2023/wordml/word16du" xmlns:w16sdtdh="http://schemas.microsoft.com/office/word/2020/wordml/sdtdatahash" xmlns:w16sdtfl="http://schemas.microsoft.com/office/word/2024/wordml/sdtformatlock" xmlns:w16se="http://schemas.microsoft.com/office/word/2015/wordml/symex" xmlns:wpg="http://schemas.microsoft.com/office/word/2010/wordprocessingGroup" xmlns:wpi="http://schemas.microsoft.com/office/word/2010/wordprocessingInk" xmlns:wne="http://schemas.microsoft.com/office/word/2006/wordml" xmlns:wps="http://schemas.microsoft.com/office/word/2010/wordprocessingShape" mc:Ignorable="w14 w15 w16se w16cid w16 w16cex w16sdtdh w16sdtfl w16du wp14">
   <w:endnote w:type="separator" w:id="-1">
     <w:p>
       <w:pPr>
@@ -577,7 +696,7 @@
 </file>
 
 <file path=word/footer1.xml><?xml version="1.0" encoding="utf-8"?>
-<w:ftr xmlns:wpc="http://schemas.microsoft.com/office/word/2010/wordprocessingCanvas" xmlns:cx="http://schemas.microsoft.com/office/drawing/2014/chartex" xmlns:cx1="http://schemas.microsoft.com/office/drawing/2015/9/8/chartex" xmlns:cx2="http://schemas.microsoft.com/office/drawing/2015/10/21/chartex" xmlns:cx3="http://schemas.microsoft.com/office/drawing/2016/5/9/chartex" xmlns:cx4="http://schemas.microsoft.com/office/drawing/2016/5/10/chartex" xmlns:cx5="http://schemas.microsoft.com/office/drawing/2016/5/11/chartex" xmlns:cx6="http://schemas.microsoft.com/office/drawing/2016/5/12/chartex" xmlns:cx7="http://schemas.microsoft.com/office/drawing/2016/5/13/chartex" xmlns:cx8="http://schemas.microsoft.com/office/drawing/2016/5/14/chartex" xmlns:mc="http://schemas.openxmlformats.org/markup-compatibility/2006" xmlns:aink="http://schemas.microsoft.com/office/drawing/2016/ink" xmlns:am3d="http://schemas.microsoft.com/office/drawing/2017/model3d" xmlns:o="urn:schemas-microsoft-com:office:office" xmlns:oel="http://schemas.microsoft.com/office/2019/extlst" xmlns:r="http://schemas.openxmlformats.org/officeDocument/2006/relationships" xmlns:m="http://schemas.openxmlformats.org/officeDocument/2006/math" xmlns:v="urn:schemas-microsoft-com:vml" xmlns:wp14="http://schemas.microsoft.com/office/word/2010/wordprocessingDrawing" xmlns:wp="http://schemas.openxmlformats.org/drawingml/2006/wordprocessingDrawing" xmlns:w10="urn:schemas-microsoft-com:office:word" xmlns:w="http://schemas.openxmlformats.org/wordprocessingml/2006/main" xmlns:w14="http://schemas.microsoft.com/office/word/2010/wordml" xmlns:w15="http://schemas.microsoft.com/office/word/2012/wordml" xmlns:w16cex="http://schemas.microsoft.com/office/word/2018/wordml/cex" xmlns:w16cid="http://schemas.microsoft.com/office/word/2016/wordml/cid" xmlns:w16="http://schemas.microsoft.com/office/word/2018/wordml" xmlns:w16sdtdh="http://schemas.microsoft.com/office/word/2020/wordml/sdtdatahash" xmlns:w16se="http://schemas.microsoft.com/office/word/2015/wordml/symex" xmlns:wpg="http://schemas.microsoft.com/office/word/2010/wordprocessingGroup" xmlns:wpi="http://schemas.microsoft.com/office/word/2010/wordprocessingInk" xmlns:wne="http://schemas.microsoft.com/office/word/2006/wordml" xmlns:wps="http://schemas.microsoft.com/office/word/2010/wordprocessingShape" mc:Ignorable="w14 w15 w16se w16cid w16 w16cex w16sdtdh wp14">
+<w:ftr xmlns:wpc="http://schemas.microsoft.com/office/word/2010/wordprocessingCanvas" xmlns:cx="http://schemas.microsoft.com/office/drawing/2014/chartex" xmlns:cx1="http://schemas.microsoft.com/office/drawing/2015/9/8/chartex" xmlns:cx2="http://schemas.microsoft.com/office/drawing/2015/10/21/chartex" xmlns:cx3="http://schemas.microsoft.com/office/drawing/2016/5/9/chartex" xmlns:cx4="http://schemas.microsoft.com/office/drawing/2016/5/10/chartex" xmlns:cx5="http://schemas.microsoft.com/office/drawing/2016/5/11/chartex" xmlns:cx6="http://schemas.microsoft.com/office/drawing/2016/5/12/chartex" xmlns:cx7="http://schemas.microsoft.com/office/drawing/2016/5/13/chartex" xmlns:cx8="http://schemas.microsoft.com/office/drawing/2016/5/14/chartex" xmlns:mc="http://schemas.openxmlformats.org/markup-compatibility/2006" xmlns:aink="http://schemas.microsoft.com/office/drawing/2016/ink" xmlns:am3d="http://schemas.microsoft.com/office/drawing/2017/model3d" xmlns:o="urn:schemas-microsoft-com:office:office" xmlns:oel="http://schemas.microsoft.com/office/2019/extlst" xmlns:r="http://schemas.openxmlformats.org/officeDocument/2006/relationships" xmlns:m="http://schemas.openxmlformats.org/officeDocument/2006/math" xmlns:v="urn:schemas-microsoft-com:vml" xmlns:wp14="http://schemas.microsoft.com/office/word/2010/wordprocessingDrawing" xmlns:wp="http://schemas.openxmlformats.org/drawingml/2006/wordprocessingDrawing" xmlns:w10="urn:schemas-microsoft-com:office:word" xmlns:w="http://schemas.openxmlformats.org/wordprocessingml/2006/main" xmlns:w14="http://schemas.microsoft.com/office/word/2010/wordml" xmlns:w15="http://schemas.microsoft.com/office/word/2012/wordml" xmlns:w16cex="http://schemas.microsoft.com/office/word/2018/wordml/cex" xmlns:w16cid="http://schemas.microsoft.com/office/word/2016/wordml/cid" xmlns:w16="http://schemas.microsoft.com/office/word/2018/wordml" xmlns:w16du="http://schemas.microsoft.com/office/word/2023/wordml/word16du" xmlns:w16sdtdh="http://schemas.microsoft.com/office/word/2020/wordml/sdtdatahash" xmlns:w16sdtfl="http://schemas.microsoft.com/office/word/2024/wordml/sdtformatlock" xmlns:w16se="http://schemas.microsoft.com/office/word/2015/wordml/symex" xmlns:wpg="http://schemas.microsoft.com/office/word/2010/wordprocessingGroup" xmlns:wpi="http://schemas.microsoft.com/office/word/2010/wordprocessingInk" xmlns:wne="http://schemas.microsoft.com/office/word/2006/wordml" xmlns:wps="http://schemas.microsoft.com/office/word/2010/wordprocessingShape" mc:Ignorable="w14 w15 w16se w16cid w16 w16cex w16sdtdh w16sdtfl w16du wp14">
   <w:p>
     <w:pPr>
       <w:pStyle w:val="Footer"/>
@@ -587,7 +706,7 @@
 </file>
 
 <file path=word/footer2.xml><?xml version="1.0" encoding="utf-8"?>
-<w:ftr xmlns:wpc="http://schemas.microsoft.com/office/word/2010/wordprocessingCanvas" xmlns:cx="http://schemas.microsoft.com/office/drawing/2014/chartex" xmlns:cx1="http://schemas.microsoft.com/office/drawing/2015/9/8/chartex" xmlns:cx2="http://schemas.microsoft.com/office/drawing/2015/10/21/chartex" xmlns:cx3="http://schemas.microsoft.com/office/drawing/2016/5/9/chartex" xmlns:cx4="http://schemas.microsoft.com/office/drawing/2016/5/10/chartex" xmlns:cx5="http://schemas.microsoft.com/office/drawing/2016/5/11/chartex" xmlns:cx6="http://schemas.microsoft.com/office/drawing/2016/5/12/chartex" xmlns:cx7="http://schemas.microsoft.com/office/drawing/2016/5/13/chartex" xmlns:cx8="http://schemas.microsoft.com/office/drawing/2016/5/14/chartex" xmlns:mc="http://schemas.openxmlformats.org/markup-compatibility/2006" xmlns:aink="http://schemas.microsoft.com/office/drawing/2016/ink" xmlns:am3d="http://schemas.microsoft.com/office/drawing/2017/model3d" xmlns:o="urn:schemas-microsoft-com:office:office" xmlns:oel="http://schemas.microsoft.com/office/2019/extlst" xmlns:r="http://schemas.openxmlformats.org/officeDocument/2006/relationships" xmlns:m="http://schemas.openxmlformats.org/officeDocument/2006/math" xmlns:v="urn:schemas-microsoft-com:vml" xmlns:wp14="http://schemas.microsoft.com/office/word/2010/wordprocessingDrawing" xmlns:wp="http://schemas.openxmlformats.org/drawingml/2006/wordprocessingDrawing" xmlns:w10="urn:schemas-microsoft-com:office:word" xmlns:w="http://schemas.openxmlformats.org/wordprocessingml/2006/main" xmlns:w14="http://schemas.microsoft.com/office/word/2010/wordml" xmlns:w15="http://schemas.microsoft.com/office/word/2012/wordml" xmlns:w16cex="http://schemas.microsoft.com/office/word/2018/wordml/cex" xmlns:w16cid="http://schemas.microsoft.com/office/word/2016/wordml/cid" xmlns:w16="http://schemas.microsoft.com/office/word/2018/wordml" xmlns:w16sdtdh="http://schemas.microsoft.com/office/word/2020/wordml/sdtdatahash" xmlns:w16se="http://schemas.microsoft.com/office/word/2015/wordml/symex" xmlns:wpg="http://schemas.microsoft.com/office/word/2010/wordprocessingGroup" xmlns:wpi="http://schemas.microsoft.com/office/word/2010/wordprocessingInk" xmlns:wne="http://schemas.microsoft.com/office/word/2006/wordml" xmlns:wps="http://schemas.microsoft.com/office/word/2010/wordprocessingShape" mc:Ignorable="w14 w15 w16se w16cid w16 w16cex w16sdtdh wp14">
+<w:ftr xmlns:wpc="http://schemas.microsoft.com/office/word/2010/wordprocessingCanvas" xmlns:cx="http://schemas.microsoft.com/office/drawing/2014/chartex" xmlns:cx1="http://schemas.microsoft.com/office/drawing/2015/9/8/chartex" xmlns:cx2="http://schemas.microsoft.com/office/drawing/2015/10/21/chartex" xmlns:cx3="http://schemas.microsoft.com/office/drawing/2016/5/9/chartex" xmlns:cx4="http://schemas.microsoft.com/office/drawing/2016/5/10/chartex" xmlns:cx5="http://schemas.microsoft.com/office/drawing/2016/5/11/chartex" xmlns:cx6="http://schemas.microsoft.com/office/drawing/2016/5/12/chartex" xmlns:cx7="http://schemas.microsoft.com/office/drawing/2016/5/13/chartex" xmlns:cx8="http://schemas.microsoft.com/office/drawing/2016/5/14/chartex" xmlns:mc="http://schemas.openxmlformats.org/markup-compatibility/2006" xmlns:aink="http://schemas.microsoft.com/office/drawing/2016/ink" xmlns:am3d="http://schemas.microsoft.com/office/drawing/2017/model3d" xmlns:o="urn:schemas-microsoft-com:office:office" xmlns:oel="http://schemas.microsoft.com/office/2019/extlst" xmlns:r="http://schemas.openxmlformats.org/officeDocument/2006/relationships" xmlns:m="http://schemas.openxmlformats.org/officeDocument/2006/math" xmlns:v="urn:schemas-microsoft-com:vml" xmlns:wp14="http://schemas.microsoft.com/office/word/2010/wordprocessingDrawing" xmlns:wp="http://schemas.openxmlformats.org/drawingml/2006/wordprocessingDrawing" xmlns:w10="urn:schemas-microsoft-com:office:word" xmlns:w="http://schemas.openxmlformats.org/wordprocessingml/2006/main" xmlns:w14="http://schemas.microsoft.com/office/word/2010/wordml" xmlns:w15="http://schemas.microsoft.com/office/word/2012/wordml" xmlns:w16cex="http://schemas.microsoft.com/office/word/2018/wordml/cex" xmlns:w16cid="http://schemas.microsoft.com/office/word/2016/wordml/cid" xmlns:w16="http://schemas.microsoft.com/office/word/2018/wordml" xmlns:w16du="http://schemas.microsoft.com/office/word/2023/wordml/word16du" xmlns:w16sdtdh="http://schemas.microsoft.com/office/word/2020/wordml/sdtdatahash" xmlns:w16sdtfl="http://schemas.microsoft.com/office/word/2024/wordml/sdtformatlock" xmlns:w16se="http://schemas.microsoft.com/office/word/2015/wordml/symex" xmlns:wpg="http://schemas.microsoft.com/office/word/2010/wordprocessingGroup" xmlns:wpi="http://schemas.microsoft.com/office/word/2010/wordprocessingInk" xmlns:wne="http://schemas.microsoft.com/office/word/2006/wordml" xmlns:wps="http://schemas.microsoft.com/office/word/2010/wordprocessingShape" mc:Ignorable="w14 w15 w16se w16cid w16 w16cex w16sdtdh w16sdtfl w16du wp14">
   <w:p>
     <w:pPr>
       <w:pStyle w:val="Footer"/>
@@ -597,7 +716,7 @@
 </file>
 
 <file path=word/footer3.xml><?xml version="1.0" encoding="utf-8"?>
-<w:ftr xmlns:wpc="http://schemas.microsoft.com/office/word/2010/wordprocessingCanvas" xmlns:cx="http://schemas.microsoft.com/office/drawing/2014/chartex" xmlns:cx1="http://schemas.microsoft.com/office/drawing/2015/9/8/chartex" xmlns:cx2="http://schemas.microsoft.com/office/drawing/2015/10/21/chartex" xmlns:cx3="http://schemas.microsoft.com/office/drawing/2016/5/9/chartex" xmlns:cx4="http://schemas.microsoft.com/office/drawing/2016/5/10/chartex" xmlns:cx5="http://schemas.microsoft.com/office/drawing/2016/5/11/chartex" xmlns:cx6="http://schemas.microsoft.com/office/drawing/2016/5/12/chartex" xmlns:cx7="http://schemas.microsoft.com/office/drawing/2016/5/13/chartex" xmlns:cx8="http://schemas.microsoft.com/office/drawing/2016/5/14/chartex" xmlns:mc="http://schemas.openxmlformats.org/markup-compatibility/2006" xmlns:aink="http://schemas.microsoft.com/office/drawing/2016/ink" xmlns:am3d="http://schemas.microsoft.com/office/drawing/2017/model3d" xmlns:o="urn:schemas-microsoft-com:office:office" xmlns:oel="http://schemas.microsoft.com/office/2019/extlst" xmlns:r="http://schemas.openxmlformats.org/officeDocument/2006/relationships" xmlns:m="http://schemas.openxmlformats.org/officeDocument/2006/math" xmlns:v="urn:schemas-microsoft-com:vml" xmlns:wp14="http://schemas.microsoft.com/office/word/2010/wordprocessingDrawing" xmlns:wp="http://schemas.openxmlformats.org/drawingml/2006/wordprocessingDrawing" xmlns:w10="urn:schemas-microsoft-com:office:word" xmlns:w="http://schemas.openxmlformats.org/wordprocessingml/2006/main" xmlns:w14="http://schemas.microsoft.com/office/word/2010/wordml" xmlns:w15="http://schemas.microsoft.com/office/word/2012/wordml" xmlns:w16cex="http://schemas.microsoft.com/office/word/2018/wordml/cex" xmlns:w16cid="http://schemas.microsoft.com/office/word/2016/wordml/cid" xmlns:w16="http://schemas.microsoft.com/office/word/2018/wordml" xmlns:w16sdtdh="http://schemas.microsoft.com/office/word/2020/wordml/sdtdatahash" xmlns:w16se="http://schemas.microsoft.com/office/word/2015/wordml/symex" xmlns:wpg="http://schemas.microsoft.com/office/word/2010/wordprocessingGroup" xmlns:wpi="http://schemas.microsoft.com/office/word/2010/wordprocessingInk" xmlns:wne="http://schemas.microsoft.com/office/word/2006/wordml" xmlns:wps="http://schemas.microsoft.com/office/word/2010/wordprocessingShape" mc:Ignorable="w14 w15 w16se w16cid w16 w16cex w16sdtdh wp14">
+<w:ftr xmlns:wpc="http://schemas.microsoft.com/office/word/2010/wordprocessingCanvas" xmlns:cx="http://schemas.microsoft.com/office/drawing/2014/chartex" xmlns:cx1="http://schemas.microsoft.com/office/drawing/2015/9/8/chartex" xmlns:cx2="http://schemas.microsoft.com/office/drawing/2015/10/21/chartex" xmlns:cx3="http://schemas.microsoft.com/office/drawing/2016/5/9/chartex" xmlns:cx4="http://schemas.microsoft.com/office/drawing/2016/5/10/chartex" xmlns:cx5="http://schemas.microsoft.com/office/drawing/2016/5/11/chartex" xmlns:cx6="http://schemas.microsoft.com/office/drawing/2016/5/12/chartex" xmlns:cx7="http://schemas.microsoft.com/office/drawing/2016/5/13/chartex" xmlns:cx8="http://schemas.microsoft.com/office/drawing/2016/5/14/chartex" xmlns:mc="http://schemas.openxmlformats.org/markup-compatibility/2006" xmlns:aink="http://schemas.microsoft.com/office/drawing/2016/ink" xmlns:am3d="http://schemas.microsoft.com/office/drawing/2017/model3d" xmlns:o="urn:schemas-microsoft-com:office:office" xmlns:oel="http://schemas.microsoft.com/office/2019/extlst" xmlns:r="http://schemas.openxmlformats.org/officeDocument/2006/relationships" xmlns:m="http://schemas.openxmlformats.org/officeDocument/2006/math" xmlns:v="urn:schemas-microsoft-com:vml" xmlns:wp14="http://schemas.microsoft.com/office/word/2010/wordprocessingDrawing" xmlns:wp="http://schemas.openxmlformats.org/drawingml/2006/wordprocessingDrawing" xmlns:w10="urn:schemas-microsoft-com:office:word" xmlns:w="http://schemas.openxmlformats.org/wordprocessingml/2006/main" xmlns:w14="http://schemas.microsoft.com/office/word/2010/wordml" xmlns:w15="http://schemas.microsoft.com/office/word/2012/wordml" xmlns:w16cex="http://schemas.microsoft.com/office/word/2018/wordml/cex" xmlns:w16cid="http://schemas.microsoft.com/office/word/2016/wordml/cid" xmlns:w16="http://schemas.microsoft.com/office/word/2018/wordml" xmlns:w16du="http://schemas.microsoft.com/office/word/2023/wordml/word16du" xmlns:w16sdtdh="http://schemas.microsoft.com/office/word/2020/wordml/sdtdatahash" xmlns:w16sdtfl="http://schemas.microsoft.com/office/word/2024/wordml/sdtformatlock" xmlns:w16se="http://schemas.microsoft.com/office/word/2015/wordml/symex" xmlns:wpg="http://schemas.microsoft.com/office/word/2010/wordprocessingGroup" xmlns:wpi="http://schemas.microsoft.com/office/word/2010/wordprocessingInk" xmlns:wne="http://schemas.microsoft.com/office/word/2006/wordml" xmlns:wps="http://schemas.microsoft.com/office/word/2010/wordprocessingShape" mc:Ignorable="w14 w15 w16se w16cid w16 w16cex w16sdtdh w16sdtfl w16du wp14">
   <w:p>
     <w:pPr>
       <w:pStyle w:val="Footer"/>
@@ -607,7 +726,7 @@
 </file>
 
 <file path=word/footnotes.xml><?xml version="1.0" encoding="utf-8"?>
-<w:footnotes xmlns:wpc="http://schemas.microsoft.com/office/word/2010/wordprocessingCanvas" xmlns:cx="http://schemas.microsoft.com/office/drawing/2014/chartex" xmlns:cx1="http://schemas.microsoft.com/office/drawing/2015/9/8/chartex" xmlns:cx2="http://schemas.microsoft.com/office/drawing/2015/10/21/chartex" xmlns:cx3="http://schemas.microsoft.com/office/drawing/2016/5/9/chartex" xmlns:cx4="http://schemas.microsoft.com/office/drawing/2016/5/10/chartex" xmlns:cx5="http://schemas.microsoft.com/office/drawing/2016/5/11/chartex" xmlns:cx6="http://schemas.microsoft.com/office/drawing/2016/5/12/chartex" xmlns:cx7="http://schemas.microsoft.com/office/drawing/2016/5/13/chartex" xmlns:cx8="http://schemas.microsoft.com/office/drawing/2016/5/14/chartex" xmlns:mc="http://schemas.openxmlformats.org/markup-compatibility/2006" xmlns:aink="http://schemas.microsoft.com/office/drawing/2016/ink" xmlns:am3d="http://schemas.microsoft.com/office/drawing/2017/model3d" xmlns:o="urn:schemas-microsoft-com:office:office" xmlns:oel="http://schemas.microsoft.com/office/2019/extlst" xmlns:r="http://schemas.openxmlformats.org/officeDocument/2006/relationships" xmlns:m="http://schemas.openxmlformats.org/officeDocument/2006/math" xmlns:v="urn:schemas-microsoft-com:vml" xmlns:wp14="http://schemas.microsoft.com/office/word/2010/wordprocessingDrawing" xmlns:wp="http://schemas.openxmlformats.org/drawingml/2006/wordprocessingDrawing" xmlns:w10="urn:schemas-microsoft-com:office:word" xmlns:w="http://schemas.openxmlformats.org/wordprocessingml/2006/main" xmlns:w14="http://schemas.microsoft.com/office/word/2010/wordml" xmlns:w15="http://schemas.microsoft.com/office/word/2012/wordml" xmlns:w16cex="http://schemas.microsoft.com/office/word/2018/wordml/cex" xmlns:w16cid="http://schemas.microsoft.com/office/word/2016/wordml/cid" xmlns:w16="http://schemas.microsoft.com/office/word/2018/wordml" xmlns:w16sdtdh="http://schemas.microsoft.com/office/word/2020/wordml/sdtdatahash" xmlns:w16se="http://schemas.microsoft.com/office/word/2015/wordml/symex" xmlns:wpg="http://schemas.microsoft.com/office/word/2010/wordprocessingGroup" xmlns:wpi="http://schemas.microsoft.com/office/word/2010/wordprocessingInk" xmlns:wne="http://schemas.microsoft.com/office/word/2006/wordml" xmlns:wps="http://schemas.microsoft.com/office/word/2010/wordprocessingShape" mc:Ignorable="w14 w15 w16se w16cid w16 w16cex w16sdtdh wp14">
+<w:footnotes xmlns:wpc="http://schemas.microsoft.com/office/word/2010/wordprocessingCanvas" xmlns:cx="http://schemas.microsoft.com/office/drawing/2014/chartex" xmlns:cx1="http://schemas.microsoft.com/office/drawing/2015/9/8/chartex" xmlns:cx2="http://schemas.microsoft.com/office/drawing/2015/10/21/chartex" xmlns:cx3="http://schemas.microsoft.com/office/drawing/2016/5/9/chartex" xmlns:cx4="http://schemas.microsoft.com/office/drawing/2016/5/10/chartex" xmlns:cx5="http://schemas.microsoft.com/office/drawing/2016/5/11/chartex" xmlns:cx6="http://schemas.microsoft.com/office/drawing/2016/5/12/chartex" xmlns:cx7="http://schemas.microsoft.com/office/drawing/2016/5/13/chartex" xmlns:cx8="http://schemas.microsoft.com/office/drawing/2016/5/14/chartex" xmlns:mc="http://schemas.openxmlformats.org/markup-compatibility/2006" xmlns:aink="http://schemas.microsoft.com/office/drawing/2016/ink" xmlns:am3d="http://schemas.microsoft.com/office/drawing/2017/model3d" xmlns:o="urn:schemas-microsoft-com:office:office" xmlns:oel="http://schemas.microsoft.com/office/2019/extlst" xmlns:r="http://schemas.openxmlformats.org/officeDocument/2006/relationships" xmlns:m="http://schemas.openxmlformats.org/officeDocument/2006/math" xmlns:v="urn:schemas-microsoft-com:vml" xmlns:wp14="http://schemas.microsoft.com/office/word/2010/wordprocessingDrawing" xmlns:wp="http://schemas.openxmlformats.org/drawingml/2006/wordprocessingDrawing" xmlns:w10="urn:schemas-microsoft-com:office:word" xmlns:w="http://schemas.openxmlformats.org/wordprocessingml/2006/main" xmlns:w14="http://schemas.microsoft.com/office/word/2010/wordml" xmlns:w15="http://schemas.microsoft.com/office/word/2012/wordml" xmlns:w16cex="http://schemas.microsoft.com/office/word/2018/wordml/cex" xmlns:w16cid="http://schemas.microsoft.com/office/word/2016/wordml/cid" xmlns:w16="http://schemas.microsoft.com/office/word/2018/wordml" xmlns:w16du="http://schemas.microsoft.com/office/word/2023/wordml/word16du" xmlns:w16sdtdh="http://schemas.microsoft.com/office/word/2020/wordml/sdtdatahash" xmlns:w16sdtfl="http://schemas.microsoft.com/office/word/2024/wordml/sdtformatlock" xmlns:w16se="http://schemas.microsoft.com/office/word/2015/wordml/symex" xmlns:wpg="http://schemas.microsoft.com/office/word/2010/wordprocessingGroup" xmlns:wpi="http://schemas.microsoft.com/office/word/2010/wordprocessingInk" xmlns:wne="http://schemas.microsoft.com/office/word/2006/wordml" xmlns:wps="http://schemas.microsoft.com/office/word/2010/wordprocessingShape" mc:Ignorable="w14 w15 w16se w16cid w16 w16cex w16sdtdh w16sdtfl w16du wp14">
   <w:footnote w:type="separator" w:id="-1">
     <w:p>
       <w:pPr>
@@ -632,7 +751,7 @@
 </file>
 
 <file path=word/header1.xml><?xml version="1.0" encoding="utf-8"?>
-<w:hdr xmlns:wpc="http://schemas.microsoft.com/office/word/2010/wordprocessingCanvas" xmlns:cx="http://schemas.microsoft.com/office/drawing/2014/chartex" xmlns:cx1="http://schemas.microsoft.com/office/drawing/2015/9/8/chartex" xmlns:cx2="http://schemas.microsoft.com/office/drawing/2015/10/21/chartex" xmlns:cx3="http://schemas.microsoft.com/office/drawing/2016/5/9/chartex" xmlns:cx4="http://schemas.microsoft.com/office/drawing/2016/5/10/chartex" xmlns:cx5="http://schemas.microsoft.com/office/drawing/2016/5/11/chartex" xmlns:cx6="http://schemas.microsoft.com/office/drawing/2016/5/12/chartex" xmlns:cx7="http://schemas.microsoft.com/office/drawing/2016/5/13/chartex" xmlns:cx8="http://schemas.microsoft.com/office/drawing/2016/5/14/chartex" xmlns:mc="http://schemas.openxmlformats.org/markup-compatibility/2006" xmlns:aink="http://schemas.microsoft.com/office/drawing/2016/ink" xmlns:am3d="http://schemas.microsoft.com/office/drawing/2017/model3d" xmlns:o="urn:schemas-microsoft-com:office:office" xmlns:oel="http://schemas.microsoft.com/office/2019/extlst" xmlns:r="http://schemas.openxmlformats.org/officeDocument/2006/relationships" xmlns:m="http://schemas.openxmlformats.org/officeDocument/2006/math" xmlns:v="urn:schemas-microsoft-com:vml" xmlns:wp14="http://schemas.microsoft.com/office/word/2010/wordprocessingDrawing" xmlns:wp="http://schemas.openxmlformats.org/drawingml/2006/wordprocessingDrawing" xmlns:w10="urn:schemas-microsoft-com:office:word" xmlns:w="http://schemas.openxmlformats.org/wordprocessingml/2006/main" xmlns:w14="http://schemas.microsoft.com/office/word/2010/wordml" xmlns:w15="http://schemas.microsoft.com/office/word/2012/wordml" xmlns:w16cex="http://schemas.microsoft.com/office/word/2018/wordml/cex" xmlns:w16cid="http://schemas.microsoft.com/office/word/2016/wordml/cid" xmlns:w16="http://schemas.microsoft.com/office/word/2018/wordml" xmlns:w16sdtdh="http://schemas.microsoft.com/office/word/2020/wordml/sdtdatahash" xmlns:w16se="http://schemas.microsoft.com/office/word/2015/wordml/symex" xmlns:wpg="http://schemas.microsoft.com/office/word/2010/wordprocessingGroup" xmlns:wpi="http://schemas.microsoft.com/office/word/2010/wordprocessingInk" xmlns:wne="http://schemas.microsoft.com/office/word/2006/wordml" xmlns:wps="http://schemas.microsoft.com/office/word/2010/wordprocessingShape" mc:Ignorable="w14 w15 w16se w16cid w16 w16cex w16sdtdh wp14">
+<w:hdr xmlns:wpc="http://schemas.microsoft.com/office/word/2010/wordprocessingCanvas" xmlns:cx="http://schemas.microsoft.com/office/drawing/2014/chartex" xmlns:cx1="http://schemas.microsoft.com/office/drawing/2015/9/8/chartex" xmlns:cx2="http://schemas.microsoft.com/office/drawing/2015/10/21/chartex" xmlns:cx3="http://schemas.microsoft.com/office/drawing/2016/5/9/chartex" xmlns:cx4="http://schemas.microsoft.com/office/drawing/2016/5/10/chartex" xmlns:cx5="http://schemas.microsoft.com/office/drawing/2016/5/11/chartex" xmlns:cx6="http://schemas.microsoft.com/office/drawing/2016/5/12/chartex" xmlns:cx7="http://schemas.microsoft.com/office/drawing/2016/5/13/chartex" xmlns:cx8="http://schemas.microsoft.com/office/drawing/2016/5/14/chartex" xmlns:mc="http://schemas.openxmlformats.org/markup-compatibility/2006" xmlns:aink="http://schemas.microsoft.com/office/drawing/2016/ink" xmlns:am3d="http://schemas.microsoft.com/office/drawing/2017/model3d" xmlns:o="urn:schemas-microsoft-com:office:office" xmlns:oel="http://schemas.microsoft.com/office/2019/extlst" xmlns:r="http://schemas.openxmlformats.org/officeDocument/2006/relationships" xmlns:m="http://schemas.openxmlformats.org/officeDocument/2006/math" xmlns:v="urn:schemas-microsoft-com:vml" xmlns:wp14="http://schemas.microsoft.com/office/word/2010/wordprocessingDrawing" xmlns:wp="http://schemas.openxmlformats.org/drawingml/2006/wordprocessingDrawing" xmlns:w10="urn:schemas-microsoft-com:office:word" xmlns:w="http://schemas.openxmlformats.org/wordprocessingml/2006/main" xmlns:w14="http://schemas.microsoft.com/office/word/2010/wordml" xmlns:w15="http://schemas.microsoft.com/office/word/2012/wordml" xmlns:w16cex="http://schemas.microsoft.com/office/word/2018/wordml/cex" xmlns:w16cid="http://schemas.microsoft.com/office/word/2016/wordml/cid" xmlns:w16="http://schemas.microsoft.com/office/word/2018/wordml" xmlns:w16du="http://schemas.microsoft.com/office/word/2023/wordml/word16du" xmlns:w16sdtdh="http://schemas.microsoft.com/office/word/2020/wordml/sdtdatahash" xmlns:w16sdtfl="http://schemas.microsoft.com/office/word/2024/wordml/sdtformatlock" xmlns:w16se="http://schemas.microsoft.com/office/word/2015/wordml/symex" xmlns:wpg="http://schemas.microsoft.com/office/word/2010/wordprocessingGroup" xmlns:wpi="http://schemas.microsoft.com/office/word/2010/wordprocessingInk" xmlns:wne="http://schemas.microsoft.com/office/word/2006/wordml" xmlns:wps="http://schemas.microsoft.com/office/word/2010/wordprocessingShape" mc:Ignorable="w14 w15 w16se w16cid w16 w16cex w16sdtdh w16sdtfl w16du wp14">
   <w:p>
     <w:pPr>
       <w:pStyle w:val="Header"/>
@@ -642,7 +761,7 @@
 </file>
 
 <file path=word/header2.xml><?xml version="1.0" encoding="utf-8"?>
-<w:hdr xmlns:wpc="http://schemas.microsoft.com/office/word/2010/wordprocessingCanvas" xmlns:cx="http://schemas.microsoft.com/office/drawing/2014/chartex" xmlns:cx1="http://schemas.microsoft.com/office/drawing/2015/9/8/chartex" xmlns:cx2="http://schemas.microsoft.com/office/drawing/2015/10/21/chartex" xmlns:cx3="http://schemas.microsoft.com/office/drawing/2016/5/9/chartex" xmlns:cx4="http://schemas.microsoft.com/office/drawing/2016/5/10/chartex" xmlns:cx5="http://schemas.microsoft.com/office/drawing/2016/5/11/chartex" xmlns:cx6="http://schemas.microsoft.com/office/drawing/2016/5/12/chartex" xmlns:cx7="http://schemas.microsoft.com/office/drawing/2016/5/13/chartex" xmlns:cx8="http://schemas.microsoft.com/office/drawing/2016/5/14/chartex" xmlns:mc="http://schemas.openxmlformats.org/markup-compatibility/2006" xmlns:aink="http://schemas.microsoft.com/office/drawing/2016/ink" xmlns:am3d="http://schemas.microsoft.com/office/drawing/2017/model3d" xmlns:o="urn:schemas-microsoft-com:office:office" xmlns:oel="http://schemas.microsoft.com/office/2019/extlst" xmlns:r="http://schemas.openxmlformats.org/officeDocument/2006/relationships" xmlns:m="http://schemas.openxmlformats.org/officeDocument/2006/math" xmlns:v="urn:schemas-microsoft-com:vml" xmlns:wp14="http://schemas.microsoft.com/office/word/2010/wordprocessingDrawing" xmlns:wp="http://schemas.openxmlformats.org/drawingml/2006/wordprocessingDrawing" xmlns:w10="urn:schemas-microsoft-com:office:word" xmlns:w="http://schemas.openxmlformats.org/wordprocessingml/2006/main" xmlns:w14="http://schemas.microsoft.com/office/word/2010/wordml" xmlns:w15="http://schemas.microsoft.com/office/word/2012/wordml" xmlns:w16cex="http://schemas.microsoft.com/office/word/2018/wordml/cex" xmlns:w16cid="http://schemas.microsoft.com/office/word/2016/wordml/cid" xmlns:w16="http://schemas.microsoft.com/office/word/2018/wordml" xmlns:w16sdtdh="http://schemas.microsoft.com/office/word/2020/wordml/sdtdatahash" xmlns:w16se="http://schemas.microsoft.com/office/word/2015/wordml/symex" xmlns:wpg="http://schemas.microsoft.com/office/word/2010/wordprocessingGroup" xmlns:wpi="http://schemas.microsoft.com/office/word/2010/wordprocessingInk" xmlns:wne="http://schemas.microsoft.com/office/word/2006/wordml" xmlns:wps="http://schemas.microsoft.com/office/word/2010/wordprocessingShape" mc:Ignorable="w14 w15 w16se w16cid w16 w16cex w16sdtdh wp14">
+<w:hdr xmlns:wpc="http://schemas.microsoft.com/office/word/2010/wordprocessingCanvas" xmlns:cx="http://schemas.microsoft.com/office/drawing/2014/chartex" xmlns:cx1="http://schemas.microsoft.com/office/drawing/2015/9/8/chartex" xmlns:cx2="http://schemas.microsoft.com/office/drawing/2015/10/21/chartex" xmlns:cx3="http://schemas.microsoft.com/office/drawing/2016/5/9/chartex" xmlns:cx4="http://schemas.microsoft.com/office/drawing/2016/5/10/chartex" xmlns:cx5="http://schemas.microsoft.com/office/drawing/2016/5/11/chartex" xmlns:cx6="http://schemas.microsoft.com/office/drawing/2016/5/12/chartex" xmlns:cx7="http://schemas.microsoft.com/office/drawing/2016/5/13/chartex" xmlns:cx8="http://schemas.microsoft.com/office/drawing/2016/5/14/chartex" xmlns:mc="http://schemas.openxmlformats.org/markup-compatibility/2006" xmlns:aink="http://schemas.microsoft.com/office/drawing/2016/ink" xmlns:am3d="http://schemas.microsoft.com/office/drawing/2017/model3d" xmlns:o="urn:schemas-microsoft-com:office:office" xmlns:oel="http://schemas.microsoft.com/office/2019/extlst" xmlns:r="http://schemas.openxmlformats.org/officeDocument/2006/relationships" xmlns:m="http://schemas.openxmlformats.org/officeDocument/2006/math" xmlns:v="urn:schemas-microsoft-com:vml" xmlns:wp14="http://schemas.microsoft.com/office/word/2010/wordprocessingDrawing" xmlns:wp="http://schemas.openxmlformats.org/drawingml/2006/wordprocessingDrawing" xmlns:w10="urn:schemas-microsoft-com:office:word" xmlns:w="http://schemas.openxmlformats.org/wordprocessingml/2006/main" xmlns:w14="http://schemas.microsoft.com/office/word/2010/wordml" xmlns:w15="http://schemas.microsoft.com/office/word/2012/wordml" xmlns:w16cex="http://schemas.microsoft.com/office/word/2018/wordml/cex" xmlns:w16cid="http://schemas.microsoft.com/office/word/2016/wordml/cid" xmlns:w16="http://schemas.microsoft.com/office/word/2018/wordml" xmlns:w16du="http://schemas.microsoft.com/office/word/2023/wordml/word16du" xmlns:w16sdtdh="http://schemas.microsoft.com/office/word/2020/wordml/sdtdatahash" xmlns:w16sdtfl="http://schemas.microsoft.com/office/word/2024/wordml/sdtformatlock" xmlns:w16se="http://schemas.microsoft.com/office/word/2015/wordml/symex" xmlns:wpg="http://schemas.microsoft.com/office/word/2010/wordprocessingGroup" xmlns:wpi="http://schemas.microsoft.com/office/word/2010/wordprocessingInk" xmlns:wne="http://schemas.microsoft.com/office/word/2006/wordml" xmlns:wps="http://schemas.microsoft.com/office/word/2010/wordprocessingShape" mc:Ignorable="w14 w15 w16se w16cid w16 w16cex w16sdtdh w16sdtfl w16du wp14">
   <w:p>
     <w:pPr>
       <w:pStyle w:val="Header"/>
@@ -653,7 +772,7 @@
 </file>
 
 <file path=word/header3.xml><?xml version="1.0" encoding="utf-8"?>
-<w:hdr xmlns:wpc="http://schemas.microsoft.com/office/word/2010/wordprocessingCanvas" xmlns:cx="http://schemas.microsoft.com/office/drawing/2014/chartex" xmlns:cx1="http://schemas.microsoft.com/office/drawing/2015/9/8/chartex" xmlns:cx2="http://schemas.microsoft.com/office/drawing/2015/10/21/chartex" xmlns:cx3="http://schemas.microsoft.com/office/drawing/2016/5/9/chartex" xmlns:cx4="http://schemas.microsoft.com/office/drawing/2016/5/10/chartex" xmlns:cx5="http://schemas.microsoft.com/office/drawing/2016/5/11/chartex" xmlns:cx6="http://schemas.microsoft.com/office/drawing/2016/5/12/chartex" xmlns:cx7="http://schemas.microsoft.com/office/drawing/2016/5/13/chartex" xmlns:cx8="http://schemas.microsoft.com/office/drawing/2016/5/14/chartex" xmlns:mc="http://schemas.openxmlformats.org/markup-compatibility/2006" xmlns:aink="http://schemas.microsoft.com/office/drawing/2016/ink" xmlns:am3d="http://schemas.microsoft.com/office/drawing/2017/model3d" xmlns:o="urn:schemas-microsoft-com:office:office" xmlns:oel="http://schemas.microsoft.com/office/2019/extlst" xmlns:r="http://schemas.openxmlformats.org/officeDocument/2006/relationships" xmlns:m="http://schemas.openxmlformats.org/officeDocument/2006/math" xmlns:v="urn:schemas-microsoft-com:vml" xmlns:wp14="http://schemas.microsoft.com/office/word/2010/wordprocessingDrawing" xmlns:wp="http://schemas.openxmlformats.org/drawingml/2006/wordprocessingDrawing" xmlns:w10="urn:schemas-microsoft-com:office:word" xmlns:w="http://schemas.openxmlformats.org/wordprocessingml/2006/main" xmlns:w14="http://schemas.microsoft.com/office/word/2010/wordml" xmlns:w15="http://schemas.microsoft.com/office/word/2012/wordml" xmlns:w16cex="http://schemas.microsoft.com/office/word/2018/wordml/cex" xmlns:w16cid="http://schemas.microsoft.com/office/word/2016/wordml/cid" xmlns:w16="http://schemas.microsoft.com/office/word/2018/wordml" xmlns:w16sdtdh="http://schemas.microsoft.com/office/word/2020/wordml/sdtdatahash" xmlns:w16se="http://schemas.microsoft.com/office/word/2015/wordml/symex" xmlns:wpg="http://schemas.microsoft.com/office/word/2010/wordprocessingGroup" xmlns:wpi="http://schemas.microsoft.com/office/word/2010/wordprocessingInk" xmlns:wne="http://schemas.microsoft.com/office/word/2006/wordml" xmlns:wps="http://schemas.microsoft.com/office/word/2010/wordprocessingShape" mc:Ignorable="w14 w15 w16se w16cid w16 w16cex w16sdtdh wp14">
+<w:hdr xmlns:wpc="http://schemas.microsoft.com/office/word/2010/wordprocessingCanvas" xmlns:cx="http://schemas.microsoft.com/office/drawing/2014/chartex" xmlns:cx1="http://schemas.microsoft.com/office/drawing/2015/9/8/chartex" xmlns:cx2="http://schemas.microsoft.com/office/drawing/2015/10/21/chartex" xmlns:cx3="http://schemas.microsoft.com/office/drawing/2016/5/9/chartex" xmlns:cx4="http://schemas.microsoft.com/office/drawing/2016/5/10/chartex" xmlns:cx5="http://schemas.microsoft.com/office/drawing/2016/5/11/chartex" xmlns:cx6="http://schemas.microsoft.com/office/drawing/2016/5/12/chartex" xmlns:cx7="http://schemas.microsoft.com/office/drawing/2016/5/13/chartex" xmlns:cx8="http://schemas.microsoft.com/office/drawing/2016/5/14/chartex" xmlns:mc="http://schemas.openxmlformats.org/markup-compatibility/2006" xmlns:aink="http://schemas.microsoft.com/office/drawing/2016/ink" xmlns:am3d="http://schemas.microsoft.com/office/drawing/2017/model3d" xmlns:o="urn:schemas-microsoft-com:office:office" xmlns:oel="http://schemas.microsoft.com/office/2019/extlst" xmlns:r="http://schemas.openxmlformats.org/officeDocument/2006/relationships" xmlns:m="http://schemas.openxmlformats.org/officeDocument/2006/math" xmlns:v="urn:schemas-microsoft-com:vml" xmlns:wp14="http://schemas.microsoft.com/office/word/2010/wordprocessingDrawing" xmlns:wp="http://schemas.openxmlformats.org/drawingml/2006/wordprocessingDrawing" xmlns:w10="urn:schemas-microsoft-com:office:word" xmlns:w="http://schemas.openxmlformats.org/wordprocessingml/2006/main" xmlns:w14="http://schemas.microsoft.com/office/word/2010/wordml" xmlns:w15="http://schemas.microsoft.com/office/word/2012/wordml" xmlns:w16cex="http://schemas.microsoft.com/office/word/2018/wordml/cex" xmlns:w16cid="http://schemas.microsoft.com/office/word/2016/wordml/cid" xmlns:w16="http://schemas.microsoft.com/office/word/2018/wordml" xmlns:w16du="http://schemas.microsoft.com/office/word/2023/wordml/word16du" xmlns:w16sdtdh="http://schemas.microsoft.com/office/word/2020/wordml/sdtdatahash" xmlns:w16sdtfl="http://schemas.microsoft.com/office/word/2024/wordml/sdtformatlock" xmlns:w16se="http://schemas.microsoft.com/office/word/2015/wordml/symex" xmlns:wpg="http://schemas.microsoft.com/office/word/2010/wordprocessingGroup" xmlns:wpi="http://schemas.microsoft.com/office/word/2010/wordprocessingInk" xmlns:wne="http://schemas.microsoft.com/office/word/2006/wordml" xmlns:wps="http://schemas.microsoft.com/office/word/2010/wordprocessingShape" mc:Ignorable="w14 w15 w16se w16cid w16 w16cex w16sdtdh w16sdtfl w16du wp14">
   <w:p>
     <w:pPr>
       <w:pStyle w:val="Header"/>
@@ -662,7 +781,7 @@
     <w:r>
       <w:tab/>
       <w:tab/>
-      <w:t>2025-08-02</w:t>
+      <w:t>2026-07-12</w:t>
       <w:br/>
       <w:br/>
     </w:r>
@@ -679,7 +798,7 @@
 </file>
 
 <file path=word/numbering.xml><?xml version="1.0" encoding="utf-8"?>
-<w:numbering xmlns:wpc="http://schemas.microsoft.com/office/word/2010/wordprocessingCanvas" xmlns:cx="http://schemas.microsoft.com/office/drawing/2014/chartex" xmlns:cx1="http://schemas.microsoft.com/office/drawing/2015/9/8/chartex" xmlns:cx2="http://schemas.microsoft.com/office/drawing/2015/10/21/chartex" xmlns:cx3="http://schemas.microsoft.com/office/drawing/2016/5/9/chartex" xmlns:cx4="http://schemas.microsoft.com/office/drawing/2016/5/10/chartex" xmlns:cx5="http://schemas.microsoft.com/office/drawing/2016/5/11/chartex" xmlns:cx6="http://schemas.microsoft.com/office/drawing/2016/5/12/chartex" xmlns:cx7="http://schemas.microsoft.com/office/drawing/2016/5/13/chartex" xmlns:cx8="http://schemas.microsoft.com/office/drawing/2016/5/14/chartex" xmlns:mc="http://schemas.openxmlformats.org/markup-compatibility/2006" xmlns:aink="http://schemas.microsoft.com/office/drawing/2016/ink" xmlns:am3d="http://schemas.microsoft.com/office/drawing/2017/model3d" xmlns:o="urn:schemas-microsoft-com:office:office" xmlns:oel="http://schemas.microsoft.com/office/2019/extlst" xmlns:r="http://schemas.openxmlformats.org/officeDocument/2006/relationships" xmlns:m="http://schemas.openxmlformats.org/officeDocument/2006/math" xmlns:v="urn:schemas-microsoft-com:vml" xmlns:wp14="http://schemas.microsoft.com/office/word/2010/wordprocessingDrawing" xmlns:wp="http://schemas.openxmlformats.org/drawingml/2006/wordprocessingDrawing" xmlns:w10="urn:schemas-microsoft-com:office:word" xmlns:w="http://schemas.openxmlformats.org/wordprocessingml/2006/main" xmlns:w14="http://schemas.microsoft.com/office/word/2010/wordml" xmlns:w15="http://schemas.microsoft.com/office/word/2012/wordml" xmlns:w16cex="http://schemas.microsoft.com/office/word/2018/wordml/cex" xmlns:w16cid="http://schemas.microsoft.com/office/word/2016/wordml/cid" xmlns:w16="http://schemas.microsoft.com/office/word/2018/wordml" xmlns:w16sdtdh="http://schemas.microsoft.com/office/word/2020/wordml/sdtdatahash" xmlns:w16se="http://schemas.microsoft.com/office/word/2015/wordml/symex" xmlns:wpg="http://schemas.microsoft.com/office/word/2010/wordprocessingGroup" xmlns:wpi="http://schemas.microsoft.com/office/word/2010/wordprocessingInk" xmlns:wne="http://schemas.microsoft.com/office/word/2006/wordml" xmlns:wps="http://schemas.microsoft.com/office/word/2010/wordprocessingShape" mc:Ignorable="w14 w15 w16se w16cid w16 w16cex w16sdtdh wp14">
+<w:numbering xmlns:wpc="http://schemas.microsoft.com/office/word/2010/wordprocessingCanvas" xmlns:cx="http://schemas.microsoft.com/office/drawing/2014/chartex" xmlns:cx1="http://schemas.microsoft.com/office/drawing/2015/9/8/chartex" xmlns:cx2="http://schemas.microsoft.com/office/drawing/2015/10/21/chartex" xmlns:cx3="http://schemas.microsoft.com/office/drawing/2016/5/9/chartex" xmlns:cx4="http://schemas.microsoft.com/office/drawing/2016/5/10/chartex" xmlns:cx5="http://schemas.microsoft.com/office/drawing/2016/5/11/chartex" xmlns:cx6="http://schemas.microsoft.com/office/drawing/2016/5/12/chartex" xmlns:cx7="http://schemas.microsoft.com/office/drawing/2016/5/13/chartex" xmlns:cx8="http://schemas.microsoft.com/office/drawing/2016/5/14/chartex" xmlns:mc="http://schemas.openxmlformats.org/markup-compatibility/2006" xmlns:aink="http://schemas.microsoft.com/office/drawing/2016/ink" xmlns:am3d="http://schemas.microsoft.com/office/drawing/2017/model3d" xmlns:o="urn:schemas-microsoft-com:office:office" xmlns:oel="http://schemas.microsoft.com/office/2019/extlst" xmlns:r="http://schemas.openxmlformats.org/officeDocument/2006/relationships" xmlns:m="http://schemas.openxmlformats.org/officeDocument/2006/math" xmlns:v="urn:schemas-microsoft-com:vml" xmlns:wp14="http://schemas.microsoft.com/office/word/2010/wordprocessingDrawing" xmlns:wp="http://schemas.openxmlformats.org/drawingml/2006/wordprocessingDrawing" xmlns:w10="urn:schemas-microsoft-com:office:word" xmlns:w="http://schemas.openxmlformats.org/wordprocessingml/2006/main" xmlns:w14="http://schemas.microsoft.com/office/word/2010/wordml" xmlns:w15="http://schemas.microsoft.com/office/word/2012/wordml" xmlns:w16cex="http://schemas.microsoft.com/office/word/2018/wordml/cex" xmlns:w16cid="http://schemas.microsoft.com/office/word/2016/wordml/cid" xmlns:w16="http://schemas.microsoft.com/office/word/2018/wordml" xmlns:w16du="http://schemas.microsoft.com/office/word/2023/wordml/word16du" xmlns:w16sdtdh="http://schemas.microsoft.com/office/word/2020/wordml/sdtdatahash" xmlns:w16sdtfl="http://schemas.microsoft.com/office/word/2024/wordml/sdtformatlock" xmlns:w16se="http://schemas.microsoft.com/office/word/2015/wordml/symex" xmlns:wpg="http://schemas.microsoft.com/office/word/2010/wordprocessingGroup" xmlns:wpi="http://schemas.microsoft.com/office/word/2010/wordprocessingInk" xmlns:wne="http://schemas.microsoft.com/office/word/2006/wordml" xmlns:wps="http://schemas.microsoft.com/office/word/2010/wordprocessingShape" mc:Ignorable="w14 w15 w16se w16cid w16 w16cex w16sdtdh w16sdtfl w16du wp14">
   <w:abstractNum w:abstractNumId="0" w15:restartNumberingAfterBreak="0">
     <w:nsid w:val="FFFFFF7C"/>
     <w:multiLevelType w:val="singleLevel"/>
@@ -882,7 +1001,7 @@
 </file>
 
 <file path=word/styles.xml><?xml version="1.0" encoding="utf-8"?>
-<w:styles xmlns:mc="http://schemas.openxmlformats.org/markup-compatibility/2006" xmlns:r="http://schemas.openxmlformats.org/officeDocument/2006/relationships" xmlns:w="http://schemas.openxmlformats.org/wordprocessingml/2006/main" xmlns:w14="http://schemas.microsoft.com/office/word/2010/wordml" xmlns:w15="http://schemas.microsoft.com/office/word/2012/wordml" xmlns:w16cex="http://schemas.microsoft.com/office/word/2018/wordml/cex" xmlns:w16cid="http://schemas.microsoft.com/office/word/2016/wordml/cid" xmlns:w16="http://schemas.microsoft.com/office/word/2018/wordml" xmlns:w16sdtdh="http://schemas.microsoft.com/office/word/2020/wordml/sdtdatahash" xmlns:w16se="http://schemas.microsoft.com/office/word/2015/wordml/symex" mc:Ignorable="w14 w15 w16se w16cid w16 w16cex w16sdtdh">
+<w:styles xmlns:mc="http://schemas.openxmlformats.org/markup-compatibility/2006" xmlns:r="http://schemas.openxmlformats.org/officeDocument/2006/relationships" xmlns:w="http://schemas.openxmlformats.org/wordprocessingml/2006/main" xmlns:w14="http://schemas.microsoft.com/office/word/2010/wordml" xmlns:w15="http://schemas.microsoft.com/office/word/2012/wordml" xmlns:w16cex="http://schemas.microsoft.com/office/word/2018/wordml/cex" xmlns:w16cid="http://schemas.microsoft.com/office/word/2016/wordml/cid" xmlns:w16="http://schemas.microsoft.com/office/word/2018/wordml" xmlns:w16du="http://schemas.microsoft.com/office/word/2023/wordml/word16du" xmlns:w16sdtdh="http://schemas.microsoft.com/office/word/2020/wordml/sdtdatahash" xmlns:w16sdtfl="http://schemas.microsoft.com/office/word/2024/wordml/sdtformatlock" xmlns:w16se="http://schemas.microsoft.com/office/word/2015/wordml/symex" mc:Ignorable="w14 w15 w16se w16cid w16 w16cex w16sdtdh w16sdtfl w16du">
   <w:docDefaults>
     <w:rPrDefault>
       <w:rPr>
@@ -1640,7 +1759,7 @@
     <w:link w:val="TitleChar"/>
     <w:uiPriority w:val="10"/>
     <w:qFormat/>
-    <w:rsid w:val="007106C8"/>
+    <w:rsid w:val="00E854FA"/>
     <w:pPr>
       <w:spacing w:after="300" w:line="240" w:lineRule="auto"/>
       <w:contextualSpacing/>
@@ -1650,7 +1769,7 @@
       <w:rFonts w:eastAsiaTheme="majorEastAsia" w:cstheme="majorBidi"/>
       <w:spacing w:val="5"/>
       <w:kern w:val="28"/>
-      <w:sz w:val="52"/>
+      <w:sz w:val="40"/>
       <w:szCs w:val="52"/>
       <w:lang w:val="sv-SE" w:eastAsia="en-US" w:bidi="ar-SA"/>
     </w:rPr>
@@ -1660,12 +1779,12 @@
     <w:basedOn w:val="DefaultParagraphFont"/>
     <w:link w:val="Title"/>
     <w:uiPriority w:val="10"/>
-    <w:rsid w:val="007106C8"/>
+    <w:rsid w:val="00E854FA"/>
     <w:rPr>
       <w:rFonts w:ascii="Times New Roman" w:eastAsiaTheme="majorEastAsia" w:hAnsi="Times New Roman" w:cstheme="majorBidi"/>
       <w:spacing w:val="5"/>
       <w:kern w:val="28"/>
-      <w:sz w:val="52"/>
+      <w:sz w:val="40"/>
       <w:szCs w:val="52"/>
       <w:lang w:val="sv-SE" w:eastAsia="en-US" w:bidi="ar-SA"/>
     </w:rPr>

--- a/klagomål/Tosktjärnberget FSC-klagomål.docx
+++ b/klagomål/Tosktjärnberget FSC-klagomål.docx
@@ -786,7 +786,7 @@
       <w:br/>
     </w:r>
     <w:r>
-      <w:t>Till:</w:t>
+      <w:t>Till: SCA</w:t>
       <w:br/>
     </w:r>
     <w:r>

--- a/klagomål/Tosktjärnberget FSC-klagomål.docx
+++ b/klagomål/Tosktjärnberget FSC-klagomål.docx
@@ -168,7 +168,7 @@
     </w:p>
     <w:p>
       <w:r>
-        <w:t>Detta klagomål behandlar höga naturvärden i avverkningsanmälan Tosktjärnberget i Bjurholms kommun som inkom 2026-07-12 och omfattar 55,0 ha.</w:t>
+        <w:t>Detta klagomål behandlar höga naturvärden i avverkningsanmälan Tosktjärnberget i Bjurholms kommun som inkom 2026-07-13 och omfattar 55,0 ha.</w:t>
       </w:r>
     </w:p>
     <w:p>
@@ -781,7 +781,7 @@
     <w:r>
       <w:tab/>
       <w:tab/>
-      <w:t>2026-07-12</w:t>
+      <w:t>2026-07-13</w:t>
       <w:br/>
       <w:br/>
     </w:r>

--- a/klagomål/Tosktjärnberget FSC-klagomål.docx
+++ b/klagomål/Tosktjärnberget FSC-klagomål.docx
@@ -168,7 +168,7 @@
     </w:p>
     <w:p>
       <w:r>
-        <w:t>Detta klagomål behandlar höga naturvärden i avverkningsanmälan Tosktjärnberget i Bjurholms kommun som inkom 2026-07-13 och omfattar 55,0 ha.</w:t>
+        <w:t>Detta klagomål behandlar höga naturvärden i avverkningsanmälan Tosktjärnberget i Bjurholms kommun som inkom 2026-07-14 och omfattar 55,0 ha.</w:t>
       </w:r>
     </w:p>
     <w:p>
@@ -781,7 +781,7 @@
     <w:r>
       <w:tab/>
       <w:tab/>
-      <w:t>2026-07-13</w:t>
+      <w:t>2026-07-14</w:t>
       <w:br/>
       <w:br/>
     </w:r>

--- a/klagomål/Tosktjärnberget FSC-klagomål.docx
+++ b/klagomål/Tosktjärnberget FSC-klagomål.docx
@@ -168,7 +168,7 @@
     </w:p>
     <w:p>
       <w:r>
-        <w:t>Detta klagomål behandlar höga naturvärden i avverkningsanmälan Tosktjärnberget i Bjurholms kommun som inkom 2026-07-14 och omfattar 55,0 ha.</w:t>
+        <w:t>Detta klagomål behandlar höga naturvärden i avverkningsanmälan Tosktjärnberget i Bjurholms kommun som inkom 2026-07-15 och omfattar 55,0 ha.</w:t>
       </w:r>
     </w:p>
     <w:p>
@@ -781,7 +781,7 @@
     <w:r>
       <w:tab/>
       <w:tab/>
-      <w:t>2026-07-14</w:t>
+      <w:t>2026-07-15</w:t>
       <w:br/>
       <w:br/>
     </w:r>

--- a/klagomål/Tosktjärnberget FSC-klagomål.docx
+++ b/klagomål/Tosktjärnberget FSC-klagomål.docx
@@ -168,7 +168,7 @@
     </w:p>
     <w:p>
       <w:r>
-        <w:t>Detta klagomål behandlar höga naturvärden i avverkningsanmälan Tosktjärnberget i Bjurholms kommun som inkom 2026-07-15 och omfattar 55,0 ha.</w:t>
+        <w:t>Detta klagomål behandlar höga naturvärden i avverkningsanmälan Tosktjärnberget i Bjurholms kommun som inkom 2026-07-16 och omfattar 55,0 ha.</w:t>
       </w:r>
     </w:p>
     <w:p>
@@ -781,7 +781,7 @@
     <w:r>
       <w:tab/>
       <w:tab/>
-      <w:t>2026-07-15</w:t>
+      <w:t>2026-07-16</w:t>
       <w:br/>
       <w:br/>
     </w:r>

--- a/klagomål/Tosktjärnberget FSC-klagomål.docx
+++ b/klagomål/Tosktjärnberget FSC-klagomål.docx
@@ -781,7 +781,7 @@
     <w:r>
       <w:tab/>
       <w:tab/>
-      <w:t>2026-07-16</w:t>
+      <w:t>2026-07-17</w:t>
       <w:br/>
       <w:br/>
     </w:r>

--- a/klagomål/Tosktjärnberget FSC-klagomål.docx
+++ b/klagomål/Tosktjärnberget FSC-klagomål.docx
@@ -168,7 +168,7 @@
     </w:p>
     <w:p>
       <w:r>
-        <w:t>Detta klagomål behandlar höga naturvärden i avverkningsanmälan Tosktjärnberget i Bjurholms kommun som inkom 2026-07-16 och omfattar 55,0 ha.</w:t>
+        <w:t>Detta klagomål behandlar höga naturvärden i avverkningsanmälan Tosktjärnberget i Bjurholms kommun som inkom 2026-07-17 och omfattar 55,0 ha.</w:t>
       </w:r>
     </w:p>
     <w:p>

--- a/klagomål/Tosktjärnberget FSC-klagomål.docx
+++ b/klagomål/Tosktjärnberget FSC-klagomål.docx
@@ -781,7 +781,7 @@
     <w:r>
       <w:tab/>
       <w:tab/>
-      <w:t>2026-07-17</w:t>
+      <w:t>2026-07-18</w:t>
       <w:br/>
       <w:br/>
     </w:r>

--- a/klagomål/Tosktjärnberget FSC-klagomål.docx
+++ b/klagomål/Tosktjärnberget FSC-klagomål.docx
@@ -168,7 +168,7 @@
     </w:p>
     <w:p>
       <w:r>
-        <w:t>Detta klagomål behandlar höga naturvärden i avverkningsanmälan Tosktjärnberget i Bjurholms kommun som inkom 2026-07-17 och omfattar 55,0 ha.</w:t>
+        <w:t>Detta klagomål behandlar höga naturvärden i avverkningsanmälan Tosktjärnberget i Bjurholms kommun som inkom 2026-07-18 och omfattar 55,0 ha.</w:t>
       </w:r>
     </w:p>
     <w:p>

--- a/klagomål/Tosktjärnberget FSC-klagomål.docx
+++ b/klagomål/Tosktjärnberget FSC-klagomål.docx
@@ -168,7 +168,7 @@
     </w:p>
     <w:p>
       <w:r>
-        <w:t>Detta klagomål behandlar höga naturvärden i avverkningsanmälan Tosktjärnberget i Bjurholms kommun som inkom 2026-07-18 och omfattar 55,0 ha.</w:t>
+        <w:t>Detta klagomål behandlar höga naturvärden i avverkningsanmälan Tosktjärnberget i Bjurholms kommun som inkom 2026-07-19 och omfattar 55,0 ha.</w:t>
       </w:r>
     </w:p>
     <w:p>
@@ -781,7 +781,7 @@
     <w:r>
       <w:tab/>
       <w:tab/>
-      <w:t>2026-07-18</w:t>
+      <w:t>2026-07-19</w:t>
       <w:br/>
       <w:br/>
     </w:r>

--- a/klagomål/Tosktjärnberget FSC-klagomål.docx
+++ b/klagomål/Tosktjärnberget FSC-klagomål.docx
@@ -781,7 +781,7 @@
     <w:r>
       <w:tab/>
       <w:tab/>
-      <w:t>2026-07-19</w:t>
+      <w:t>2026-07-20</w:t>
       <w:br/>
       <w:br/>
     </w:r>

--- a/klagomål/Tosktjärnberget FSC-klagomål.docx
+++ b/klagomål/Tosktjärnberget FSC-klagomål.docx
@@ -168,7 +168,7 @@
     </w:p>
     <w:p>
       <w:r>
-        <w:t>Detta klagomål behandlar höga naturvärden i avverkningsanmälan Tosktjärnberget i Bjurholms kommun som inkom 2026-07-19 och omfattar 55,0 ha.</w:t>
+        <w:t>Detta klagomål behandlar höga naturvärden i avverkningsanmälan Tosktjärnberget i Bjurholms kommun som inkom 2026-07-20 och omfattar 55,0 ha.</w:t>
       </w:r>
     </w:p>
     <w:p>
